--- a/lab/lab08/2023101137_彭天资.docx
+++ b/lab/lab08/2023101137_彭天资.docx
@@ -33,16 +33,14 @@
           <w:color w:val="1F1F1F"/>
           <w:sz w:val="24"/>
           <w:szCs w:val="24"/>
-          <w:bdr w:val="none" w:color="1F1F1F" w:sz="0" w:space="0"/>
-        </w:rPr>
-      </w:pPr>
-      <w:r>
-        <w:rPr>
-          <w:rFonts w:hint="eastAsia" w:ascii="宋体" w:hAnsi="宋体" w:eastAsia="宋体" w:cs="宋体"/>
-          <w:color w:val="1F1F1F"/>
-          <w:sz w:val="24"/>
-          <w:szCs w:val="24"/>
-          <w:bdr w:val="none" w:color="1F1F1F" w:sz="0" w:space="0"/>
+        </w:rPr>
+      </w:pPr>
+      <w:r>
+        <w:rPr>
+          <w:rFonts w:hint="eastAsia" w:ascii="宋体" w:hAnsi="宋体" w:eastAsia="宋体" w:cs="宋体"/>
+          <w:color w:val="1F1F1F"/>
+          <w:sz w:val="24"/>
+          <w:szCs w:val="24"/>
         </w:rPr>
         <w:t>实验 8：PyTorch 入门与图像分类</w:t>
       </w:r>
@@ -167,16 +165,14 @@
           <w:color w:val="1F1F1F"/>
           <w:sz w:val="24"/>
           <w:szCs w:val="24"/>
-          <w:bdr w:val="none" w:color="auto" w:sz="0" w:space="0"/>
-        </w:rPr>
-      </w:pPr>
-      <w:r>
-        <w:rPr>
-          <w:rFonts w:hint="eastAsia" w:ascii="宋体" w:hAnsi="宋体" w:eastAsia="宋体" w:cs="宋体"/>
-          <w:color w:val="1F1F1F"/>
-          <w:sz w:val="24"/>
-          <w:szCs w:val="24"/>
-          <w:bdr w:val="none" w:color="auto" w:sz="0" w:space="0"/>
+        </w:rPr>
+      </w:pPr>
+      <w:r>
+        <w:rPr>
+          <w:rFonts w:hint="eastAsia" w:ascii="宋体" w:hAnsi="宋体" w:eastAsia="宋体" w:cs="宋体"/>
+          <w:color w:val="1F1F1F"/>
+          <w:sz w:val="24"/>
+          <w:szCs w:val="24"/>
         </w:rPr>
         <w:t>本实验旨在通过 PyTorch 框架完成图像分类任务，完整体验深度学习模型从数据加载、网络构建、模型训练到验证与测试的标准化开发流程。通过实践，深入理解卷积神经网络（CNN）的基本组成与前向传播机制，并掌握优化器选择、网络深度及数据集复杂度对模型分类性能的影响。</w:t>
       </w:r>
@@ -212,7 +208,6 @@
           <w:color w:val="1F1F1F"/>
           <w:sz w:val="24"/>
           <w:szCs w:val="24"/>
-          <w:bdr w:val="none" w:color="auto" w:sz="0" w:space="0"/>
         </w:rPr>
       </w:pPr>
     </w:p>
@@ -281,7 +276,6 @@
           <w:color w:val="1F1F1F"/>
           <w:sz w:val="24"/>
           <w:szCs w:val="24"/>
-          <w:bdr w:val="none" w:color="auto" w:sz="0" w:space="0"/>
         </w:rPr>
         <w:t>本次实验涵盖两个标准开源数据集：</w:t>
       </w:r>
@@ -327,7 +321,6 @@
           <w:color w:val="1F1F1F"/>
           <w:sz w:val="24"/>
           <w:szCs w:val="24"/>
-          <w:bdr w:val="none" w:color="1F1F1F" w:sz="0" w:space="0"/>
         </w:rPr>
         <w:t>MNIST</w:t>
       </w:r>
@@ -337,7 +330,6 @@
           <w:color w:val="1F1F1F"/>
           <w:sz w:val="24"/>
           <w:szCs w:val="24"/>
-          <w:bdr w:val="none" w:color="auto" w:sz="0" w:space="0"/>
         </w:rPr>
         <w:t xml:space="preserve">：包含 70,000 张 28×28 像素的灰度手写数字图像（类别 0-9）。实验中划分为：训练集 48,000 张，验证集 12,000 张，测试集 10,000 张。对图像进行了 </w:t>
       </w:r>
@@ -348,7 +340,6 @@
           <w:color w:val="444746"/>
           <w:sz w:val="24"/>
           <w:szCs w:val="24"/>
-          <w:bdr w:val="none" w:color="444746" w:sz="0" w:space="0"/>
         </w:rPr>
         <w:t>ToTensor</w:t>
       </w:r>
@@ -358,7 +349,6 @@
           <w:color w:val="1F1F1F"/>
           <w:sz w:val="24"/>
           <w:szCs w:val="24"/>
-          <w:bdr w:val="none" w:color="auto" w:sz="0" w:space="0"/>
         </w:rPr>
         <w:t xml:space="preserve"> 和 </w:t>
       </w:r>
@@ -369,7 +359,6 @@
           <w:color w:val="444746"/>
           <w:sz w:val="24"/>
           <w:szCs w:val="24"/>
-          <w:bdr w:val="none" w:color="444746" w:sz="0" w:space="0"/>
         </w:rPr>
         <w:t>Normalize</w:t>
       </w:r>
@@ -379,7 +368,6 @@
           <w:color w:val="1F1F1F"/>
           <w:sz w:val="24"/>
           <w:szCs w:val="24"/>
-          <w:bdr w:val="none" w:color="auto" w:sz="0" w:space="0"/>
         </w:rPr>
         <w:t xml:space="preserve"> 标准化处理（归一化至 [-1, 1] 区间）。</w:t>
       </w:r>
@@ -425,7 +413,6 @@
           <w:color w:val="1F1F1F"/>
           <w:sz w:val="24"/>
           <w:szCs w:val="24"/>
-          <w:bdr w:val="none" w:color="1F1F1F" w:sz="0" w:space="0"/>
         </w:rPr>
         <w:t>CIFAR-10（进阶任务）</w:t>
       </w:r>
@@ -435,7 +422,6 @@
           <w:color w:val="1F1F1F"/>
           <w:sz w:val="24"/>
           <w:szCs w:val="24"/>
-          <w:bdr w:val="none" w:color="auto" w:sz="0" w:space="0"/>
         </w:rPr>
         <w:t>：包含 60,000 张 32×32 像素的 RGB 彩色自然图像，涵盖 10 个类别（如飞机、汽车、鸟类等）。数据划分比例与预处理逻辑同上，但标准化针对三通道分别进行。</w:t>
       </w:r>
@@ -542,7 +528,6 @@
           <w:color w:val="1F1F1F"/>
           <w:sz w:val="24"/>
           <w:szCs w:val="24"/>
-          <w:bdr w:val="none" w:color="auto" w:sz="0" w:space="0"/>
         </w:rPr>
         <w:t>实验中设计了两种不同深度的卷积神经网络，具体结构如下：</w:t>
       </w:r>
@@ -588,7 +573,6 @@
           <w:color w:val="1F1F1F"/>
           <w:sz w:val="24"/>
           <w:szCs w:val="24"/>
-          <w:bdr w:val="none" w:color="1F1F1F" w:sz="0" w:space="0"/>
         </w:rPr>
         <w:t>1. 基础 CNN 模型（用于 MNIST 基础分类任务）：</w:t>
       </w:r>
@@ -634,7 +618,6 @@
           <w:color w:val="1F1F1F"/>
           <w:sz w:val="24"/>
           <w:szCs w:val="24"/>
-          <w:bdr w:val="none" w:color="1F1F1F" w:sz="0" w:space="0"/>
         </w:rPr>
         <w:t>输入层</w:t>
       </w:r>
@@ -644,7 +627,6 @@
           <w:color w:val="1F1F1F"/>
           <w:sz w:val="24"/>
           <w:szCs w:val="24"/>
-          <w:bdr w:val="none" w:color="auto" w:sz="0" w:space="0"/>
         </w:rPr>
         <w:t>：1 通道，28×28。</w:t>
       </w:r>
@@ -690,7 +672,6 @@
           <w:color w:val="1F1F1F"/>
           <w:sz w:val="24"/>
           <w:szCs w:val="24"/>
-          <w:bdr w:val="none" w:color="1F1F1F" w:sz="0" w:space="0"/>
         </w:rPr>
         <w:t>卷积层 1</w:t>
       </w:r>
@@ -700,7 +681,6 @@
           <w:color w:val="1F1F1F"/>
           <w:sz w:val="24"/>
           <w:szCs w:val="24"/>
-          <w:bdr w:val="none" w:color="auto" w:sz="0" w:space="0"/>
         </w:rPr>
         <w:t>：16 个 3×3 卷积核，步长 1，填充 1，激活函数 ReLU。</w:t>
       </w:r>
@@ -746,7 +726,6 @@
           <w:color w:val="1F1F1F"/>
           <w:sz w:val="24"/>
           <w:szCs w:val="24"/>
-          <w:bdr w:val="none" w:color="1F1F1F" w:sz="0" w:space="0"/>
         </w:rPr>
         <w:t>池化层 1</w:t>
       </w:r>
@@ -756,7 +735,6 @@
           <w:color w:val="1F1F1F"/>
           <w:sz w:val="24"/>
           <w:szCs w:val="24"/>
-          <w:bdr w:val="none" w:color="auto" w:sz="0" w:space="0"/>
         </w:rPr>
         <w:t>：2×2 最大池化。</w:t>
       </w:r>
@@ -802,7 +780,6 @@
           <w:color w:val="1F1F1F"/>
           <w:sz w:val="24"/>
           <w:szCs w:val="24"/>
-          <w:bdr w:val="none" w:color="1F1F1F" w:sz="0" w:space="0"/>
         </w:rPr>
         <w:t>卷积层 2</w:t>
       </w:r>
@@ -812,7 +789,6 @@
           <w:color w:val="1F1F1F"/>
           <w:sz w:val="24"/>
           <w:szCs w:val="24"/>
-          <w:bdr w:val="none" w:color="auto" w:sz="0" w:space="0"/>
         </w:rPr>
         <w:t>：32 个 3×3 卷积核，步长 1，填充 1，激活函数 ReLU。</w:t>
       </w:r>
@@ -858,7 +834,6 @@
           <w:color w:val="1F1F1F"/>
           <w:sz w:val="24"/>
           <w:szCs w:val="24"/>
-          <w:bdr w:val="none" w:color="1F1F1F" w:sz="0" w:space="0"/>
         </w:rPr>
         <w:t>池化层 2</w:t>
       </w:r>
@@ -868,7 +843,6 @@
           <w:color w:val="1F1F1F"/>
           <w:sz w:val="24"/>
           <w:szCs w:val="24"/>
-          <w:bdr w:val="none" w:color="auto" w:sz="0" w:space="0"/>
         </w:rPr>
         <w:t>：2×2 最大池化。</w:t>
       </w:r>
@@ -914,7 +888,6 @@
           <w:color w:val="1F1F1F"/>
           <w:sz w:val="24"/>
           <w:szCs w:val="24"/>
-          <w:bdr w:val="none" w:color="1F1F1F" w:sz="0" w:space="0"/>
         </w:rPr>
         <w:t>全连接层 1</w:t>
       </w:r>
@@ -924,7 +897,6 @@
           <w:color w:val="1F1F1F"/>
           <w:sz w:val="24"/>
           <w:szCs w:val="24"/>
-          <w:bdr w:val="none" w:color="auto" w:sz="0" w:space="0"/>
         </w:rPr>
         <w:t>：输入维度 32×7×7，输出维度 128，激活函数 ReLU。</w:t>
       </w:r>
@@ -970,7 +942,6 @@
           <w:color w:val="1F1F1F"/>
           <w:sz w:val="24"/>
           <w:szCs w:val="24"/>
-          <w:bdr w:val="none" w:color="1F1F1F" w:sz="0" w:space="0"/>
         </w:rPr>
         <w:t>全连接层 2（输出层）</w:t>
       </w:r>
@@ -980,7 +951,6 @@
           <w:color w:val="1F1F1F"/>
           <w:sz w:val="24"/>
           <w:szCs w:val="24"/>
-          <w:bdr w:val="none" w:color="auto" w:sz="0" w:space="0"/>
         </w:rPr>
         <w:t>：输入维度 128，输出类别数 10。</w:t>
       </w:r>
@@ -992,6 +962,7 @@
         <w:pageBreakBefore w:val="0"/>
         <w:widowControl/>
         <w:numPr>
+          <w:ilvl w:val="0"/>
           <w:numId w:val="0"/>
         </w:numPr>
         <w:suppressLineNumbers w:val="0"/>
@@ -1062,7 +1033,6 @@
           <w:color w:val="1F1F1F"/>
           <w:sz w:val="24"/>
           <w:szCs w:val="24"/>
-          <w:bdr w:val="none" w:color="1F1F1F" w:sz="0" w:space="0"/>
         </w:rPr>
         <w:t>2. 进阶 CNN 模型（引入更深层级与 Dropout 防过拟合）：</w:t>
       </w:r>
@@ -1098,16 +1068,14 @@
           <w:color w:val="1F1F1F"/>
           <w:sz w:val="24"/>
           <w:szCs w:val="24"/>
-          <w:bdr w:val="none" w:color="auto" w:sz="0" w:space="0"/>
-        </w:rPr>
-      </w:pPr>
-      <w:r>
-        <w:rPr>
-          <w:rFonts w:hint="eastAsia" w:ascii="宋体" w:hAnsi="宋体" w:eastAsia="宋体" w:cs="宋体"/>
-          <w:color w:val="1F1F1F"/>
-          <w:sz w:val="24"/>
-          <w:szCs w:val="24"/>
-          <w:bdr w:val="none" w:color="auto" w:sz="0" w:space="0"/>
+        </w:rPr>
+      </w:pPr>
+      <w:r>
+        <w:rPr>
+          <w:rFonts w:hint="eastAsia" w:ascii="宋体" w:hAnsi="宋体" w:eastAsia="宋体" w:cs="宋体"/>
+          <w:color w:val="1F1F1F"/>
+          <w:sz w:val="24"/>
+          <w:szCs w:val="24"/>
         </w:rPr>
         <w:t>相较于基础网络，进阶结构扩展至 3 层卷积（通道数分别为 32, 64, 128），并在全连接层（256个神经元）前引入了丢弃率为 0.5 的 Dropout 层，以增强在 CIFAR-10 等复杂数据集上的特征提取与泛化能力。</w:t>
       </w:r>
@@ -1143,7 +1111,6 @@
           <w:color w:val="1F1F1F"/>
           <w:sz w:val="24"/>
           <w:szCs w:val="24"/>
-          <w:bdr w:val="none" w:color="auto" w:sz="0" w:space="0"/>
         </w:rPr>
       </w:pPr>
     </w:p>
@@ -1178,7 +1145,6 @@
           <w:color w:val="1F1F1F"/>
           <w:sz w:val="24"/>
           <w:szCs w:val="24"/>
-          <w:bdr w:val="none" w:color="auto" w:sz="0" w:space="0"/>
         </w:rPr>
       </w:pPr>
     </w:p>
@@ -1213,7 +1179,6 @@
           <w:color w:val="1F1F1F"/>
           <w:sz w:val="24"/>
           <w:szCs w:val="24"/>
-          <w:bdr w:val="none" w:color="auto" w:sz="0" w:space="0"/>
         </w:rPr>
       </w:pPr>
     </w:p>
@@ -1248,7 +1213,6 @@
           <w:color w:val="1F1F1F"/>
           <w:sz w:val="24"/>
           <w:szCs w:val="24"/>
-          <w:bdr w:val="none" w:color="auto" w:sz="0" w:space="0"/>
         </w:rPr>
       </w:pPr>
     </w:p>
@@ -1321,7 +1285,6 @@
           <w:color w:val="1F1F1F"/>
           <w:sz w:val="24"/>
           <w:szCs w:val="24"/>
-          <w:bdr w:val="none" w:color="1F1F1F" w:sz="0" w:space="0"/>
         </w:rPr>
         <w:t>批处理大小 (Batch Size)</w:t>
       </w:r>
@@ -1333,7 +1296,6 @@
           <w:color w:val="1F1F1F"/>
           <w:sz w:val="24"/>
           <w:szCs w:val="24"/>
-          <w:bdr w:val="none" w:color="auto" w:sz="0" w:space="0"/>
         </w:rPr>
         <w:t>：64</w:t>
       </w:r>
@@ -1381,7 +1343,6 @@
           <w:color w:val="1F1F1F"/>
           <w:sz w:val="24"/>
           <w:szCs w:val="24"/>
-          <w:bdr w:val="none" w:color="1F1F1F" w:sz="0" w:space="0"/>
         </w:rPr>
         <w:t>损失函数 (Loss Function)</w:t>
       </w:r>
@@ -1393,7 +1354,6 @@
           <w:color w:val="1F1F1F"/>
           <w:sz w:val="24"/>
           <w:szCs w:val="24"/>
-          <w:bdr w:val="none" w:color="auto" w:sz="0" w:space="0"/>
         </w:rPr>
         <w:t>：交叉熵损失函数 (CrossEntropyLoss)</w:t>
       </w:r>
@@ -1441,7 +1401,6 @@
           <w:color w:val="1F1F1F"/>
           <w:sz w:val="24"/>
           <w:szCs w:val="24"/>
-          <w:bdr w:val="none" w:color="1F1F1F" w:sz="0" w:space="0"/>
         </w:rPr>
         <w:t>优化器 (Optimizer)</w:t>
       </w:r>
@@ -1453,7 +1412,6 @@
           <w:color w:val="1F1F1F"/>
           <w:sz w:val="24"/>
           <w:szCs w:val="24"/>
-          <w:bdr w:val="none" w:color="auto" w:sz="0" w:space="0"/>
         </w:rPr>
         <w:t>：Adam / SGD (动量设置为 0.9)</w:t>
       </w:r>
@@ -1501,7 +1459,6 @@
           <w:color w:val="1F1F1F"/>
           <w:sz w:val="24"/>
           <w:szCs w:val="24"/>
-          <w:bdr w:val="none" w:color="1F1F1F" w:sz="0" w:space="0"/>
         </w:rPr>
         <w:t>学习率 (Learning Rate)</w:t>
       </w:r>
@@ -1513,7 +1470,6 @@
           <w:color w:val="1F1F1F"/>
           <w:sz w:val="24"/>
           <w:szCs w:val="24"/>
-          <w:bdr w:val="none" w:color="auto" w:sz="0" w:space="0"/>
         </w:rPr>
         <w:t>：Adam 设置为 0.001，SGD 设置为 0.01</w:t>
       </w:r>
@@ -1561,7 +1517,6 @@
           <w:color w:val="1F1F1F"/>
           <w:sz w:val="24"/>
           <w:szCs w:val="24"/>
-          <w:bdr w:val="none" w:color="1F1F1F" w:sz="0" w:space="0"/>
         </w:rPr>
         <w:t>训练轮次 (Epochs)</w:t>
       </w:r>
@@ -1573,7 +1528,6 @@
           <w:color w:val="1F1F1F"/>
           <w:sz w:val="24"/>
           <w:szCs w:val="24"/>
-          <w:bdr w:val="none" w:color="auto" w:sz="0" w:space="0"/>
         </w:rPr>
         <w:t>：5 轮</w:t>
       </w:r>
@@ -1621,7 +1575,6 @@
           <w:color w:val="1F1F1F"/>
           <w:sz w:val="24"/>
           <w:szCs w:val="24"/>
-          <w:bdr w:val="none" w:color="1F1F1F" w:sz="0" w:space="0"/>
         </w:rPr>
         <w:t>计算设备</w:t>
       </w:r>
@@ -1633,7 +1586,6 @@
           <w:color w:val="1F1F1F"/>
           <w:sz w:val="24"/>
           <w:szCs w:val="24"/>
-          <w:bdr w:val="none" w:color="auto" w:sz="0" w:space="0"/>
         </w:rPr>
         <w:t>：NVIDIA GeForce RTX 4060 Laptop GPU (CUDA 加速)</w:t>
       </w:r>
@@ -1645,6 +1597,7 @@
         <w:pageBreakBefore w:val="0"/>
         <w:widowControl/>
         <w:numPr>
+          <w:ilvl w:val="0"/>
           <w:numId w:val="0"/>
         </w:numPr>
         <w:suppressLineNumbers w:val="0"/>
@@ -1681,6 +1634,7 @@
         <w:pageBreakBefore w:val="0"/>
         <w:widowControl/>
         <w:numPr>
+          <w:ilvl w:val="0"/>
           <w:numId w:val="0"/>
         </w:numPr>
         <w:suppressLineNumbers w:val="0"/>
@@ -1717,6 +1671,7 @@
         <w:pageBreakBefore w:val="0"/>
         <w:widowControl/>
         <w:numPr>
+          <w:ilvl w:val="0"/>
           <w:numId w:val="0"/>
         </w:numPr>
         <w:suppressLineNumbers w:val="0"/>
@@ -1826,7 +1781,6 @@
           <w:color w:val="1F1F1F"/>
           <w:sz w:val="24"/>
           <w:szCs w:val="24"/>
-          <w:bdr w:val="none" w:color="1F1F1F" w:sz="0" w:space="0"/>
         </w:rPr>
         <w:t>Loss 与 Accuracy 结果记录（基于 MNIST + Adam 优化器）</w:t>
       </w:r>
@@ -1870,7 +1824,6 @@
           <w:color w:val="1F1F1F"/>
           <w:sz w:val="24"/>
           <w:szCs w:val="24"/>
-          <w:bdr w:val="none" w:color="auto" w:sz="0" w:space="0"/>
         </w:rPr>
         <w:t>从终端实测数据可知，模型在 5 个 Epoch 内表现出极佳的收敛性：</w:t>
       </w:r>
@@ -1882,6 +1835,7 @@
         <w:pageBreakBefore w:val="0"/>
         <w:widowControl/>
         <w:numPr>
+          <w:ilvl w:val="0"/>
           <w:numId w:val="0"/>
         </w:numPr>
         <w:suppressLineNumbers w:val="0"/>
@@ -1931,6 +1885,7 @@
         <w:pageBreakBefore w:val="0"/>
         <w:widowControl/>
         <w:numPr>
+          <w:ilvl w:val="0"/>
           <w:numId w:val="0"/>
         </w:numPr>
         <w:suppressLineNumbers w:val="0"/>
@@ -1980,6 +1935,7 @@
         <w:pageBreakBefore w:val="0"/>
         <w:widowControl/>
         <w:numPr>
+          <w:ilvl w:val="0"/>
           <w:numId w:val="0"/>
         </w:numPr>
         <w:suppressLineNumbers w:val="0"/>
@@ -2029,6 +1985,7 @@
         <w:pageBreakBefore w:val="0"/>
         <w:widowControl/>
         <w:numPr>
+          <w:ilvl w:val="0"/>
           <w:numId w:val="0"/>
         </w:numPr>
         <w:suppressLineNumbers w:val="0"/>
@@ -2078,6 +2035,7 @@
         <w:pageBreakBefore w:val="0"/>
         <w:widowControl/>
         <w:numPr>
+          <w:ilvl w:val="0"/>
           <w:numId w:val="0"/>
         </w:numPr>
         <w:suppressLineNumbers w:val="0"/>
@@ -2151,7 +2109,6 @@
           <w:color w:val="1F1F1F"/>
           <w:sz w:val="24"/>
           <w:szCs w:val="24"/>
-          <w:bdr w:val="none" w:color="1F1F1F" w:sz="0" w:space="0"/>
         </w:rPr>
       </w:pPr>
     </w:p>
@@ -2186,7 +2143,6 @@
           <w:color w:val="1F1F1F"/>
           <w:sz w:val="24"/>
           <w:szCs w:val="24"/>
-          <w:bdr w:val="none" w:color="1F1F1F" w:sz="0" w:space="0"/>
         </w:rPr>
       </w:pPr>
     </w:p>
@@ -2260,7 +2216,6 @@
           <w:color w:val="1F1F1F"/>
           <w:sz w:val="24"/>
           <w:szCs w:val="24"/>
-          <w:bdr w:val="none" w:color="auto" w:sz="0" w:space="0"/>
         </w:rPr>
       </w:pPr>
       <w:r>
@@ -2271,7 +2226,6 @@
           <w:color w:val="1F1F1F"/>
           <w:sz w:val="24"/>
           <w:szCs w:val="24"/>
-          <w:bdr w:val="none" w:color="1F1F1F" w:sz="0" w:space="0"/>
         </w:rPr>
         <w:t>测试集最终表现</w:t>
       </w:r>
@@ -2281,7 +2235,6 @@
           <w:color w:val="1F1F1F"/>
           <w:sz w:val="24"/>
           <w:szCs w:val="24"/>
-          <w:bdr w:val="none" w:color="1F1F1F" w:sz="0" w:space="0"/>
         </w:rPr>
         <w:t xml:space="preserve">：在未参与训练与验证的 10,000 张测试集图像上，基础 CNN 模型最终取得了 </w:t>
       </w:r>
@@ -2293,17 +2246,15 @@
           <w:color w:val="1F1F1F"/>
           <w:sz w:val="24"/>
           <w:szCs w:val="24"/>
-          <w:bdr w:val="none" w:color="1F1F1F" w:sz="0" w:space="0"/>
-        </w:rPr>
-        <w:t>Loss: 0.0583, Accuracy: 98.11%</w:t>
-      </w:r>
-      <w:r>
-        <w:rPr>
-          <w:rFonts w:hint="eastAsia" w:ascii="宋体" w:hAnsi="宋体" w:eastAsia="宋体" w:cs="宋体"/>
-          <w:color w:val="1F1F1F"/>
-          <w:sz w:val="24"/>
-          <w:szCs w:val="24"/>
-          <w:bdr w:val="none" w:color="1F1F1F" w:sz="0" w:space="0"/>
+        </w:rPr>
+        <w:t>Loss: 0.0428, Accuracy: 98.70%</w:t>
+      </w:r>
+      <w:r>
+        <w:rPr>
+          <w:rFonts w:hint="eastAsia" w:ascii="宋体" w:hAnsi="宋体" w:eastAsia="宋体" w:cs="宋体"/>
+          <w:color w:val="1F1F1F"/>
+          <w:sz w:val="24"/>
+          <w:szCs w:val="24"/>
         </w:rPr>
         <w:t xml:space="preserve"> 的优异成绩 。</w:t>
       </w:r>
@@ -2313,7 +2264,6 @@
           <w:color w:val="1F1F1F"/>
           <w:sz w:val="24"/>
           <w:szCs w:val="24"/>
-          <w:bdr w:val="none" w:color="auto" w:sz="0" w:space="0"/>
         </w:rPr>
         <w:t xml:space="preserve"> </w:t>
       </w:r>
@@ -2349,7 +2299,6 @@
           <w:color w:val="1F1F1F"/>
           <w:sz w:val="24"/>
           <w:szCs w:val="24"/>
-          <w:bdr w:val="none" w:color="auto" w:sz="0" w:space="0"/>
         </w:rPr>
       </w:pPr>
     </w:p>
@@ -2384,7 +2333,6 @@
           <w:color w:val="1F1F1F"/>
           <w:sz w:val="24"/>
           <w:szCs w:val="24"/>
-          <w:bdr w:val="none" w:color="auto" w:sz="0" w:space="0"/>
         </w:rPr>
       </w:pPr>
     </w:p>
@@ -2419,7 +2367,6 @@
           <w:color w:val="1F1F1F"/>
           <w:sz w:val="24"/>
           <w:szCs w:val="24"/>
-          <w:bdr w:val="none" w:color="auto" w:sz="0" w:space="0"/>
         </w:rPr>
       </w:pPr>
     </w:p>
@@ -2454,7 +2401,6 @@
           <w:color w:val="1F1F1F"/>
           <w:sz w:val="24"/>
           <w:szCs w:val="24"/>
-          <w:bdr w:val="none" w:color="auto" w:sz="0" w:space="0"/>
         </w:rPr>
       </w:pPr>
     </w:p>
@@ -2489,7 +2435,6 @@
           <w:color w:val="1F1F1F"/>
           <w:sz w:val="24"/>
           <w:szCs w:val="24"/>
-          <w:bdr w:val="none" w:color="auto" w:sz="0" w:space="0"/>
         </w:rPr>
       </w:pPr>
     </w:p>
@@ -2524,7 +2469,6 @@
           <w:color w:val="1F1F1F"/>
           <w:sz w:val="24"/>
           <w:szCs w:val="24"/>
-          <w:bdr w:val="none" w:color="auto" w:sz="0" w:space="0"/>
         </w:rPr>
       </w:pPr>
     </w:p>
@@ -2560,7 +2504,6 @@
           <w:color w:val="1F1F1F"/>
           <w:sz w:val="24"/>
           <w:szCs w:val="24"/>
-          <w:bdr w:val="none" w:color="1F1F1F" w:sz="0" w:space="0"/>
           <w:lang w:eastAsia="zh-CN"/>
         </w:rPr>
       </w:pPr>
@@ -2570,7 +2513,6 @@
           <w:color w:val="1F1F1F"/>
           <w:sz w:val="24"/>
           <w:szCs w:val="24"/>
-          <w:bdr w:val="none" w:color="1F1F1F" w:sz="0" w:space="0"/>
           <w:lang w:eastAsia="zh-CN"/>
         </w:rPr>
         <w:drawing>
@@ -2643,7 +2585,6 @@
           <w:color w:val="1F1F1F"/>
           <w:sz w:val="24"/>
           <w:szCs w:val="24"/>
-          <w:bdr w:val="none" w:color="1F1F1F" w:sz="0" w:space="0"/>
           <w:lang w:eastAsia="zh-CN"/>
         </w:rPr>
       </w:pPr>
@@ -2679,7 +2620,6 @@
           <w:color w:val="1F1F1F"/>
           <w:sz w:val="24"/>
           <w:szCs w:val="24"/>
-          <w:bdr w:val="none" w:color="1F1F1F" w:sz="0" w:space="0"/>
           <w:lang w:eastAsia="zh-CN"/>
         </w:rPr>
       </w:pPr>
@@ -2717,6 +2657,7 @@
     <w:p>
       <w:pPr>
         <w:numPr>
+          <w:ilvl w:val="0"/>
           <w:numId w:val="0"/>
         </w:numPr>
         <w:bidi w:val="0"/>
@@ -2738,6 +2679,7 @@
     <w:p>
       <w:pPr>
         <w:numPr>
+          <w:ilvl w:val="0"/>
           <w:numId w:val="0"/>
         </w:numPr>
         <w:bidi w:val="0"/>
@@ -2757,6 +2699,7 @@
     <w:p>
       <w:pPr>
         <w:numPr>
+          <w:ilvl w:val="0"/>
           <w:numId w:val="0"/>
         </w:numPr>
         <w:bidi w:val="0"/>
@@ -2796,7 +2739,6 @@
           <w:color w:val="1F1F1F"/>
           <w:sz w:val="24"/>
           <w:szCs w:val="24"/>
-          <w:bdr w:val="none" w:color="1F1F1F" w:sz="0" w:space="0"/>
         </w:rPr>
       </w:pPr>
       <w:r>
@@ -2807,7 +2749,6 @@
           <w:color w:val="1F1F1F"/>
           <w:sz w:val="24"/>
           <w:szCs w:val="24"/>
-          <w:bdr w:val="none" w:color="1F1F1F" w:sz="0" w:space="0"/>
         </w:rPr>
         <w:t>表 1：优化器比较记录表（基于基础网络，MNIST 数据集）</w:t>
       </w:r>
@@ -2817,7 +2758,6 @@
           <w:color w:val="1F1F1F"/>
           <w:sz w:val="24"/>
           <w:szCs w:val="24"/>
-          <w:bdr w:val="none" w:color="1F1F1F" w:sz="0" w:space="0"/>
         </w:rPr>
         <w:t xml:space="preserve"> </w:t>
       </w:r>
@@ -2837,7 +2777,9 @@
         </w:tblBorders>
         <w:tblLayout w:type="autofit"/>
         <w:tblCellMar>
+          <w:top w:w="0" w:type="dxa"/>
           <w:left w:w="108" w:type="dxa"/>
+          <w:bottom w:w="0" w:type="dxa"/>
           <w:right w:w="108" w:type="dxa"/>
         </w:tblCellMar>
       </w:tblPr>
@@ -2857,7 +2799,9 @@
             <w:insideV w:val="single" w:color="auto" w:sz="4" w:space="0"/>
           </w:tblBorders>
           <w:tblCellMar>
+            <w:top w:w="0" w:type="dxa"/>
             <w:left w:w="108" w:type="dxa"/>
+            <w:bottom w:w="0" w:type="dxa"/>
             <w:right w:w="108" w:type="dxa"/>
           </w:tblCellMar>
         </w:tblPrEx>
@@ -3057,7 +3001,9 @@
             <w:insideV w:val="single" w:color="auto" w:sz="4" w:space="0"/>
           </w:tblBorders>
           <w:tblCellMar>
+            <w:top w:w="0" w:type="dxa"/>
             <w:left w:w="108" w:type="dxa"/>
+            <w:bottom w:w="0" w:type="dxa"/>
             <w:right w:w="108" w:type="dxa"/>
           </w:tblCellMar>
         </w:tblPrEx>
@@ -3101,7 +3047,6 @@
                 <w:color w:val="000000"/>
                 <w:sz w:val="21"/>
                 <w:szCs w:val="21"/>
-                <w:bdr w:val="none" w:color="1F1F1F" w:sz="0" w:space="0"/>
                 <w:vertAlign w:val="baseline"/>
               </w:rPr>
             </w:pPr>
@@ -3161,7 +3106,6 @@
                 <w:color w:val="000000"/>
                 <w:sz w:val="21"/>
                 <w:szCs w:val="21"/>
-                <w:bdr w:val="none" w:color="1F1F1F" w:sz="0" w:space="0"/>
                 <w:vertAlign w:val="baseline"/>
               </w:rPr>
             </w:pPr>
@@ -3221,7 +3165,6 @@
                 <w:color w:val="000000"/>
                 <w:sz w:val="21"/>
                 <w:szCs w:val="21"/>
-                <w:bdr w:val="none" w:color="1F1F1F" w:sz="0" w:space="0"/>
                 <w:vertAlign w:val="baseline"/>
               </w:rPr>
             </w:pPr>
@@ -3253,7 +3196,9 @@
             <w:insideV w:val="single" w:color="auto" w:sz="4" w:space="0"/>
           </w:tblBorders>
           <w:tblCellMar>
+            <w:top w:w="0" w:type="dxa"/>
             <w:left w:w="108" w:type="dxa"/>
+            <w:bottom w:w="0" w:type="dxa"/>
             <w:right w:w="108" w:type="dxa"/>
           </w:tblCellMar>
         </w:tblPrEx>
@@ -3297,7 +3242,6 @@
                 <w:color w:val="000000"/>
                 <w:sz w:val="21"/>
                 <w:szCs w:val="21"/>
-                <w:bdr w:val="none" w:color="1F1F1F" w:sz="0" w:space="0"/>
                 <w:vertAlign w:val="baseline"/>
               </w:rPr>
             </w:pPr>
@@ -3357,7 +3301,6 @@
                 <w:color w:val="000000"/>
                 <w:sz w:val="21"/>
                 <w:szCs w:val="21"/>
-                <w:bdr w:val="none" w:color="1F1F1F" w:sz="0" w:space="0"/>
                 <w:vertAlign w:val="baseline"/>
               </w:rPr>
             </w:pPr>
@@ -3417,7 +3360,6 @@
                 <w:color w:val="000000"/>
                 <w:sz w:val="21"/>
                 <w:szCs w:val="21"/>
-                <w:bdr w:val="none" w:color="1F1F1F" w:sz="0" w:space="0"/>
                 <w:vertAlign w:val="baseline"/>
               </w:rPr>
             </w:pPr>
@@ -3474,7 +3416,6 @@
           <w:color w:val="1F1F1F"/>
           <w:sz w:val="24"/>
           <w:szCs w:val="24"/>
-          <w:bdr w:val="none" w:color="1F1F1F" w:sz="0" w:space="0"/>
         </w:rPr>
       </w:pPr>
     </w:p>
@@ -3511,7 +3452,6 @@
           <w:color w:val="1F1F1F"/>
           <w:sz w:val="24"/>
           <w:szCs w:val="24"/>
-          <w:bdr w:val="none" w:color="1F1F1F" w:sz="0" w:space="0"/>
         </w:rPr>
       </w:pPr>
       <w:r>
@@ -3524,7 +3464,6 @@
           <w:color w:val="1F1F1F"/>
           <w:sz w:val="24"/>
           <w:szCs w:val="24"/>
-          <w:bdr w:val="none" w:color="1F1F1F" w:sz="0" w:space="0"/>
         </w:rPr>
         <w:t>表 2：MNIST 与 CIFAR-10 比较记录表（基于进阶网络）</w:t>
       </w:r>
@@ -3536,7 +3475,6 @@
           <w:color w:val="1F1F1F"/>
           <w:sz w:val="24"/>
           <w:szCs w:val="24"/>
-          <w:bdr w:val="none" w:color="1F1F1F" w:sz="0" w:space="0"/>
         </w:rPr>
         <w:t xml:space="preserve"> </w:t>
       </w:r>
@@ -3556,7 +3494,9 @@
         </w:tblBorders>
         <w:tblLayout w:type="autofit"/>
         <w:tblCellMar>
+          <w:top w:w="0" w:type="dxa"/>
           <w:left w:w="108" w:type="dxa"/>
+          <w:bottom w:w="0" w:type="dxa"/>
           <w:right w:w="108" w:type="dxa"/>
         </w:tblCellMar>
       </w:tblPr>
@@ -3577,6 +3517,12 @@
             <w:insideH w:val="single" w:color="auto" w:sz="4" w:space="0"/>
             <w:insideV w:val="single" w:color="auto" w:sz="4" w:space="0"/>
           </w:tblBorders>
+          <w:tblCellMar>
+            <w:top w:w="0" w:type="dxa"/>
+            <w:left w:w="108" w:type="dxa"/>
+            <w:bottom w:w="0" w:type="dxa"/>
+            <w:right w:w="108" w:type="dxa"/>
+          </w:tblCellMar>
         </w:tblPrEx>
         <w:tc>
           <w:tcPr>
@@ -3619,7 +3565,6 @@
                 <w:color w:val="000000"/>
                 <w:sz w:val="21"/>
                 <w:szCs w:val="21"/>
-                <w:bdr w:val="none" w:color="1F1F1F" w:sz="0" w:space="0"/>
                 <w:vertAlign w:val="baseline"/>
               </w:rPr>
             </w:pPr>
@@ -3680,7 +3625,6 @@
                 <w:color w:val="000000"/>
                 <w:sz w:val="21"/>
                 <w:szCs w:val="21"/>
-                <w:bdr w:val="none" w:color="1F1F1F" w:sz="0" w:space="0"/>
                 <w:vertAlign w:val="baseline"/>
               </w:rPr>
             </w:pPr>
@@ -3741,7 +3685,6 @@
                 <w:color w:val="000000"/>
                 <w:sz w:val="21"/>
                 <w:szCs w:val="21"/>
-                <w:bdr w:val="none" w:color="1F1F1F" w:sz="0" w:space="0"/>
                 <w:vertAlign w:val="baseline"/>
               </w:rPr>
             </w:pPr>
@@ -3802,7 +3745,6 @@
                 <w:color w:val="000000"/>
                 <w:sz w:val="21"/>
                 <w:szCs w:val="21"/>
-                <w:bdr w:val="none" w:color="1F1F1F" w:sz="0" w:space="0"/>
                 <w:vertAlign w:val="baseline"/>
               </w:rPr>
             </w:pPr>
@@ -3863,7 +3805,6 @@
                 <w:color w:val="000000"/>
                 <w:sz w:val="21"/>
                 <w:szCs w:val="21"/>
-                <w:bdr w:val="none" w:color="1F1F1F" w:sz="0" w:space="0"/>
                 <w:vertAlign w:val="baseline"/>
               </w:rPr>
             </w:pPr>
@@ -3896,7 +3837,9 @@
             <w:insideV w:val="single" w:color="auto" w:sz="4" w:space="0"/>
           </w:tblBorders>
           <w:tblCellMar>
+            <w:top w:w="0" w:type="dxa"/>
             <w:left w:w="108" w:type="dxa"/>
+            <w:bottom w:w="0" w:type="dxa"/>
             <w:right w:w="108" w:type="dxa"/>
           </w:tblCellMar>
         </w:tblPrEx>
@@ -3940,7 +3883,6 @@
                 <w:color w:val="000000"/>
                 <w:sz w:val="21"/>
                 <w:szCs w:val="21"/>
-                <w:bdr w:val="none" w:color="1F1F1F" w:sz="0" w:space="0"/>
                 <w:vertAlign w:val="baseline"/>
               </w:rPr>
             </w:pPr>
@@ -4000,7 +3942,6 @@
                 <w:color w:val="000000"/>
                 <w:sz w:val="21"/>
                 <w:szCs w:val="21"/>
-                <w:bdr w:val="none" w:color="1F1F1F" w:sz="0" w:space="0"/>
                 <w:vertAlign w:val="baseline"/>
               </w:rPr>
             </w:pPr>
@@ -4060,7 +4001,6 @@
                 <w:color w:val="000000"/>
                 <w:sz w:val="21"/>
                 <w:szCs w:val="21"/>
-                <w:bdr w:val="none" w:color="1F1F1F" w:sz="0" w:space="0"/>
                 <w:vertAlign w:val="baseline"/>
               </w:rPr>
             </w:pPr>
@@ -4120,7 +4060,6 @@
                 <w:color w:val="000000"/>
                 <w:sz w:val="21"/>
                 <w:szCs w:val="21"/>
-                <w:bdr w:val="none" w:color="1F1F1F" w:sz="0" w:space="0"/>
                 <w:vertAlign w:val="baseline"/>
               </w:rPr>
             </w:pPr>
@@ -4180,7 +4119,6 @@
                 <w:color w:val="000000"/>
                 <w:sz w:val="21"/>
                 <w:szCs w:val="21"/>
-                <w:bdr w:val="none" w:color="1F1F1F" w:sz="0" w:space="0"/>
                 <w:vertAlign w:val="baseline"/>
               </w:rPr>
             </w:pPr>
@@ -4212,7 +4150,9 @@
             <w:insideV w:val="single" w:color="auto" w:sz="4" w:space="0"/>
           </w:tblBorders>
           <w:tblCellMar>
+            <w:top w:w="0" w:type="dxa"/>
             <w:left w:w="108" w:type="dxa"/>
+            <w:bottom w:w="0" w:type="dxa"/>
             <w:right w:w="108" w:type="dxa"/>
           </w:tblCellMar>
         </w:tblPrEx>
@@ -4256,7 +4196,6 @@
                 <w:color w:val="000000"/>
                 <w:sz w:val="21"/>
                 <w:szCs w:val="21"/>
-                <w:bdr w:val="none" w:color="1F1F1F" w:sz="0" w:space="0"/>
                 <w:vertAlign w:val="baseline"/>
               </w:rPr>
             </w:pPr>
@@ -4316,7 +4255,6 @@
                 <w:color w:val="000000"/>
                 <w:sz w:val="21"/>
                 <w:szCs w:val="21"/>
-                <w:bdr w:val="none" w:color="1F1F1F" w:sz="0" w:space="0"/>
                 <w:vertAlign w:val="baseline"/>
               </w:rPr>
             </w:pPr>
@@ -4376,7 +4314,6 @@
                 <w:color w:val="000000"/>
                 <w:sz w:val="21"/>
                 <w:szCs w:val="21"/>
-                <w:bdr w:val="none" w:color="1F1F1F" w:sz="0" w:space="0"/>
                 <w:vertAlign w:val="baseline"/>
               </w:rPr>
             </w:pPr>
@@ -4436,7 +4373,6 @@
                 <w:color w:val="000000"/>
                 <w:sz w:val="21"/>
                 <w:szCs w:val="21"/>
-                <w:bdr w:val="none" w:color="1F1F1F" w:sz="0" w:space="0"/>
                 <w:vertAlign w:val="baseline"/>
               </w:rPr>
             </w:pPr>
@@ -4496,7 +4432,6 @@
                 <w:color w:val="000000"/>
                 <w:sz w:val="21"/>
                 <w:szCs w:val="21"/>
-                <w:bdr w:val="none" w:color="1F1F1F" w:sz="0" w:space="0"/>
                 <w:vertAlign w:val="baseline"/>
               </w:rPr>
             </w:pPr>
@@ -4549,7 +4484,6 @@
           <w:color w:val="1F1F1F"/>
           <w:sz w:val="24"/>
           <w:szCs w:val="24"/>
-          <w:bdr w:val="none" w:color="1F1F1F" w:sz="0" w:space="0"/>
         </w:rPr>
       </w:pPr>
     </w:p>
@@ -4584,7 +4518,6 @@
           <w:color w:val="1F1F1F"/>
           <w:sz w:val="24"/>
           <w:szCs w:val="24"/>
-          <w:bdr w:val="none" w:color="1F1F1F" w:sz="0" w:space="0"/>
         </w:rPr>
       </w:pPr>
     </w:p>
@@ -4619,7 +4552,6 @@
           <w:color w:val="1F1F1F"/>
           <w:sz w:val="24"/>
           <w:szCs w:val="24"/>
-          <w:bdr w:val="none" w:color="1F1F1F" w:sz="0" w:space="0"/>
         </w:rPr>
       </w:pPr>
     </w:p>
@@ -4677,7 +4609,6 @@
           <w:color w:val="1F1F1F"/>
           <w:sz w:val="24"/>
           <w:szCs w:val="24"/>
-          <w:bdr w:val="none" w:color="auto" w:sz="0" w:space="0"/>
         </w:rPr>
         <w:t>根据实验过程与数据采集，对关键问题分析如下：</w:t>
       </w:r>
@@ -4713,7 +4644,6 @@
           <w:color w:val="1F1F1F"/>
           <w:sz w:val="24"/>
           <w:szCs w:val="24"/>
-          <w:bdr w:val="none" w:color="1F1F1F" w:sz="0" w:space="0"/>
         </w:rPr>
       </w:pPr>
       <w:r>
@@ -4724,7 +4654,6 @@
           <w:color w:val="1F1F1F"/>
           <w:sz w:val="24"/>
           <w:szCs w:val="24"/>
-          <w:bdr w:val="none" w:color="1F1F1F" w:sz="0" w:space="0"/>
           <w:lang w:val="en-US" w:eastAsia="zh-CN"/>
         </w:rPr>
         <w:t>1、</w:t>
@@ -4737,7 +4666,6 @@
           <w:color w:val="1F1F1F"/>
           <w:sz w:val="24"/>
           <w:szCs w:val="24"/>
-          <w:bdr w:val="none" w:color="1F1F1F" w:sz="0" w:space="0"/>
         </w:rPr>
         <w:t>训练与验证趋势分析</w:t>
       </w:r>
@@ -4747,7 +4675,6 @@
           <w:color w:val="1F1F1F"/>
           <w:sz w:val="24"/>
           <w:szCs w:val="24"/>
-          <w:bdr w:val="none" w:color="1F1F1F" w:sz="0" w:space="0"/>
         </w:rPr>
         <w:t>：训练 Loss 随着 Epoch 的增加呈现稳步下降的趋势 。同时，验证集的 Accuracy 在初期快速上升，但在后期提升逐渐放缓 。</w:t>
       </w:r>
@@ -4783,7 +4710,6 @@
           <w:color w:val="1F1F1F"/>
           <w:sz w:val="24"/>
           <w:szCs w:val="24"/>
-          <w:bdr w:val="none" w:color="1F1F1F" w:sz="0" w:space="0"/>
         </w:rPr>
       </w:pPr>
       <w:r>
@@ -4794,7 +4720,6 @@
           <w:color w:val="1F1F1F"/>
           <w:sz w:val="24"/>
           <w:szCs w:val="24"/>
-          <w:bdr w:val="none" w:color="1F1F1F" w:sz="0" w:space="0"/>
           <w:lang w:val="en-US" w:eastAsia="zh-CN"/>
         </w:rPr>
         <w:t>2、</w:t>
@@ -4807,7 +4732,6 @@
           <w:color w:val="1F1F1F"/>
           <w:sz w:val="24"/>
           <w:szCs w:val="24"/>
-          <w:bdr w:val="none" w:color="1F1F1F" w:sz="0" w:space="0"/>
         </w:rPr>
         <w:t>过拟合现象观察</w:t>
       </w:r>
@@ -4817,10 +4741,11 @@
           <w:color w:val="1F1F1F"/>
           <w:sz w:val="24"/>
           <w:szCs w:val="24"/>
-          <w:bdr w:val="none" w:color="1F1F1F" w:sz="0" w:space="0"/>
-        </w:rPr>
-        <w:t>：在本次基于 MNIST 的 5 轮训练中，训练 Accuracy（99.18%）与验证 Accuracy（98.29%）差距极小。如果后续增加 Epoch，可能出现训练集准确率逼近 100% 而验证集准确率停滞甚至下降的现象，这通常是由模型过拟合（Overfitting）所导致的 。</w:t>
-      </w:r>
+        </w:rPr>
+        <w:t>：在本次基于 MNIST 的 5 轮训练中，训练 Accuracy（99.22%）与验证 Accuracy（98.70%）差距极小。如果后续增加 Epoch，可能出现训练集准确率逼近 100% 而验证集准确率停滞甚至下降的现象，这通常是由模型过拟合（Overfitting）所导致的 。</w:t>
+      </w:r>
+      <w:bookmarkStart w:id="0" w:name="_GoBack"/>
+      <w:bookmarkEnd w:id="0"/>
     </w:p>
     <w:p>
       <w:pPr>
@@ -4853,7 +4778,6 @@
           <w:color w:val="1F1F1F"/>
           <w:sz w:val="24"/>
           <w:szCs w:val="24"/>
-          <w:bdr w:val="none" w:color="1F1F1F" w:sz="0" w:space="0"/>
         </w:rPr>
       </w:pPr>
       <w:r>
@@ -4864,7 +4788,6 @@
           <w:color w:val="1F1F1F"/>
           <w:sz w:val="24"/>
           <w:szCs w:val="24"/>
-          <w:bdr w:val="none" w:color="1F1F1F" w:sz="0" w:space="0"/>
           <w:lang w:val="en-US" w:eastAsia="zh-CN"/>
         </w:rPr>
         <w:t>3、</w:t>
@@ -4877,7 +4800,6 @@
           <w:color w:val="1F1F1F"/>
           <w:sz w:val="24"/>
           <w:szCs w:val="24"/>
-          <w:bdr w:val="none" w:color="1F1F1F" w:sz="0" w:space="0"/>
         </w:rPr>
         <w:t>易混淆类别分析</w:t>
       </w:r>
@@ -4887,7 +4809,6 @@
           <w:color w:val="1F1F1F"/>
           <w:sz w:val="24"/>
           <w:szCs w:val="24"/>
-          <w:bdr w:val="none" w:color="1F1F1F" w:sz="0" w:space="0"/>
         </w:rPr>
         <w:t>：观察测试集预测结果，视觉结构具有高度相似性的数字最容易被模型误判，例如“3”与“8”、“4”与“9”以及“1”与“7” 。</w:t>
       </w:r>
@@ -4934,7 +4855,6 @@
           <w:color w:val="1F1F1F"/>
           <w:sz w:val="24"/>
           <w:szCs w:val="24"/>
-          <w:bdr w:val="none" w:color="1F1F1F" w:sz="0" w:space="0"/>
           <w:lang w:val="en-US" w:eastAsia="zh-CN"/>
         </w:rPr>
         <w:t>4、</w:t>
@@ -4947,7 +4867,6 @@
           <w:color w:val="1F1F1F"/>
           <w:sz w:val="24"/>
           <w:szCs w:val="24"/>
-          <w:bdr w:val="none" w:color="1F1F1F" w:sz="0" w:space="0"/>
         </w:rPr>
         <w:t>数据集难度与网络结构的关联</w:t>
       </w:r>
@@ -4957,7 +4876,6 @@
           <w:color w:val="1F1F1F"/>
           <w:sz w:val="24"/>
           <w:szCs w:val="24"/>
-          <w:bdr w:val="none" w:color="1F1F1F" w:sz="0" w:space="0"/>
         </w:rPr>
         <w:t>：CIFAR-10 的分类难度显著高于 MNIST 。MNIST 背景单一且特征维度低；而 CIFAR-10 包含复杂的自然背景干扰，且具备极高的类内方差（Intra-class variance）。在处理 CIFAR-10 时，增加卷积层数、提升通道维度并引入 Dro</w:t>
       </w:r>
@@ -5112,8 +5030,6 @@
           <w:szCs w:val="24"/>
         </w:rPr>
       </w:pPr>
-      <w:bookmarkStart w:id="0" w:name="_GoBack"/>
-      <w:bookmarkEnd w:id="0"/>
       <w:r>
         <w:rPr>
           <w:rFonts w:hint="eastAsia" w:ascii="宋体" w:hAnsi="宋体" w:eastAsia="宋体" w:cs="宋体"/>
@@ -5485,7 +5401,7 @@
     <w:lsdException w:unhideWhenUsed="0" w:uiPriority="0" w:semiHidden="0" w:name="HTML Acronym"/>
     <w:lsdException w:unhideWhenUsed="0" w:uiPriority="0" w:semiHidden="0" w:name="HTML Address"/>
     <w:lsdException w:unhideWhenUsed="0" w:uiPriority="0" w:semiHidden="0" w:name="HTML Cite"/>
-    <w:lsdException w:unhideWhenUsed="0" w:uiPriority="0" w:semiHidden="0" w:name="HTML Code"/>
+    <w:lsdException w:qFormat="1" w:unhideWhenUsed="0" w:uiPriority="0" w:semiHidden="0" w:name="HTML Code"/>
     <w:lsdException w:unhideWhenUsed="0" w:uiPriority="0" w:semiHidden="0" w:name="HTML Definition"/>
     <w:lsdException w:unhideWhenUsed="0" w:uiPriority="0" w:semiHidden="0" w:name="HTML Keyboard"/>
     <w:lsdException w:unhideWhenUsed="0" w:uiPriority="0" w:semiHidden="0" w:name="HTML Preformatted"/>
@@ -5537,7 +5453,7 @@
     <w:lsdException w:unhideWhenUsed="0" w:uiPriority="0" w:semiHidden="0" w:name="Table Web 2"/>
     <w:lsdException w:unhideWhenUsed="0" w:uiPriority="0" w:semiHidden="0" w:name="Table Web 3"/>
     <w:lsdException w:unhideWhenUsed="0" w:uiPriority="0" w:semiHidden="0" w:name="Balloon Text"/>
-    <w:lsdException w:unhideWhenUsed="0" w:uiPriority="0" w:semiHidden="0" w:name="Table Grid"/>
+    <w:lsdException w:qFormat="1" w:unhideWhenUsed="0" w:uiPriority="0" w:semiHidden="0" w:name="Table Grid"/>
     <w:lsdException w:unhideWhenUsed="0" w:uiPriority="0" w:semiHidden="0" w:name="Table Theme"/>
     <w:lsdException w:unhideWhenUsed="0" w:uiPriority="60" w:semiHidden="0" w:name="Light Shading"/>
     <w:lsdException w:unhideWhenUsed="0" w:uiPriority="61" w:semiHidden="0" w:name="Light List"/>
@@ -5751,6 +5667,7 @@
   <w:style w:type="table" w:styleId="7">
     <w:name w:val="Table Grid"/>
     <w:basedOn w:val="6"/>
+    <w:qFormat/>
     <w:uiPriority w:val="0"/>
     <w:pPr>
       <w:widowControl w:val="0"/>
@@ -5779,6 +5696,7 @@
   <w:style w:type="character" w:styleId="10">
     <w:name w:val="HTML Code"/>
     <w:basedOn w:val="8"/>
+    <w:qFormat/>
     <w:uiPriority w:val="0"/>
     <w:rPr>
       <w:rFonts w:ascii="Courier New" w:hAnsi="Courier New"/>
